--- a/downloads/teacher/05 Materials/Unit 02/Handouts/Handout 02.07 - Needs vs Wants Cards and 100 Dollar Sheet.docx
+++ b/downloads/teacher/05 Materials/Unit 02/Handouts/Handout 02.07 - Needs vs Wants Cards and 100 Dollar Sheet.docx
@@ -27,7 +27,7 @@
         <w:pStyle w:val="FirstParagraph"/>
       </w:pPr>
       <w:r>
-        <w:t xml:space="preserve">Cut on the lines. One set is 30 cards. Cards marked with a star (*) are the ten to remove for the grade 6 set of 20. Each card has the item, a picture cue in words, and a price so the sort and the $100 task use the same numbers. Prices are Long Island prices for 2026 and are marked [update].</w:t>
+        <w:t xml:space="preserve">Cut on the lines. One set is 30 cards. Cards marked with a star (*) are the ten to remove for the grade 6 set of 20. Each card has the item, a picture cue in words, and a price so the sort and the $100 task use the same numbers. Prices are Long Island prices for 2026 and are to be refreshed before teaching.</w:t>
       </w:r>
     </w:p>
     <w:tbl>
@@ -115,15 +115,6 @@
             </w:pPr>
             <w:r>
               <w:t xml:space="preserve">Price</w:t>
-            </w:r>
-            <w:r>
-              <w:t xml:space="preserve"> </w:t>
-            </w:r>
-            <w:r>
-              <w:rPr>
-                <w:rStyle w:val="TeacherNote"/>
-              </w:rPr>
-              <w:t xml:space="preserve">[update]</w:t>
             </w:r>
           </w:p>
         </w:tc>
@@ -2132,15 +2123,6 @@
             </w:pPr>
             <w:r>
               <w:t xml:space="preserve">Price</w:t>
-            </w:r>
-            <w:r>
-              <w:t xml:space="preserve"> </w:t>
-            </w:r>
-            <w:r>
-              <w:rPr>
-                <w:rStyle w:val="TeacherNote"/>
-              </w:rPr>
-              <w:t xml:space="preserve">[update]</w:t>
             </w:r>
           </w:p>
         </w:tc>
